--- a/TABLERO DE SEGUIMIENTO KPI.docx
+++ b/TABLERO DE SEGUIMIENTO KPI.docx
@@ -32,12 +32,12 @@
         <w:tblLook w:val="04A0" w:firstRow="1" w:lastRow="0" w:firstColumn="1" w:lastColumn="0" w:noHBand="0" w:noVBand="1"/>
       </w:tblPr>
       <w:tblGrid>
-        <w:gridCol w:w="1720"/>
-        <w:gridCol w:w="1459"/>
-        <w:gridCol w:w="1437"/>
-        <w:gridCol w:w="1134"/>
-        <w:gridCol w:w="1190"/>
-        <w:gridCol w:w="1888"/>
+        <w:gridCol w:w="1605"/>
+        <w:gridCol w:w="1425"/>
+        <w:gridCol w:w="1404"/>
+        <w:gridCol w:w="1312"/>
+        <w:gridCol w:w="1325"/>
+        <w:gridCol w:w="1757"/>
       </w:tblGrid>
       <w:tr>
         <w:tc>
@@ -48,12 +48,14 @@
             <w:pPr>
               <w:jc w:val="center"/>
               <w:rPr>
+                <w:rFonts w:ascii="Calibri" w:hAnsi="Calibri" w:cs="Calibri"/>
                 <w:b/>
                 <w:bCs/>
               </w:rPr>
             </w:pPr>
             <w:r>
               <w:rPr>
+                <w:rFonts w:ascii="Calibri" w:hAnsi="Calibri" w:cs="Calibri"/>
                 <w:b/>
                 <w:bCs/>
               </w:rPr>
@@ -69,12 +71,14 @@
             <w:pPr>
               <w:jc w:val="center"/>
               <w:rPr>
+                <w:rFonts w:ascii="Calibri" w:hAnsi="Calibri" w:cs="Calibri"/>
                 <w:b/>
                 <w:bCs/>
               </w:rPr>
             </w:pPr>
             <w:r>
               <w:rPr>
+                <w:rFonts w:ascii="Calibri" w:hAnsi="Calibri" w:cs="Calibri"/>
                 <w:b/>
                 <w:bCs/>
               </w:rPr>
@@ -90,12 +94,14 @@
             <w:pPr>
               <w:jc w:val="center"/>
               <w:rPr>
+                <w:rFonts w:ascii="Calibri" w:hAnsi="Calibri" w:cs="Calibri"/>
                 <w:b/>
                 <w:bCs/>
               </w:rPr>
             </w:pPr>
             <w:r>
               <w:rPr>
+                <w:rFonts w:ascii="Calibri" w:hAnsi="Calibri" w:cs="Calibri"/>
                 <w:b/>
                 <w:bCs/>
               </w:rPr>
@@ -111,12 +117,14 @@
             <w:pPr>
               <w:jc w:val="center"/>
               <w:rPr>
+                <w:rFonts w:ascii="Calibri" w:hAnsi="Calibri" w:cs="Calibri"/>
                 <w:b/>
                 <w:bCs/>
               </w:rPr>
             </w:pPr>
             <w:r>
               <w:rPr>
+                <w:rFonts w:ascii="Calibri" w:hAnsi="Calibri" w:cs="Calibri"/>
                 <w:b/>
                 <w:bCs/>
               </w:rPr>
@@ -132,12 +140,14 @@
             <w:pPr>
               <w:jc w:val="center"/>
               <w:rPr>
+                <w:rFonts w:ascii="Calibri" w:hAnsi="Calibri" w:cs="Calibri"/>
                 <w:b/>
                 <w:bCs/>
               </w:rPr>
             </w:pPr>
             <w:r>
               <w:rPr>
+                <w:rFonts w:ascii="Calibri" w:hAnsi="Calibri" w:cs="Calibri"/>
                 <w:b/>
                 <w:bCs/>
               </w:rPr>
@@ -153,12 +163,14 @@
             <w:pPr>
               <w:jc w:val="center"/>
               <w:rPr>
+                <w:rFonts w:ascii="Calibri" w:hAnsi="Calibri" w:cs="Calibri"/>
                 <w:b/>
                 <w:bCs/>
               </w:rPr>
             </w:pPr>
             <w:r>
               <w:rPr>
+                <w:rFonts w:ascii="Calibri" w:hAnsi="Calibri" w:cs="Calibri"/>
                 <w:b/>
                 <w:bCs/>
               </w:rPr>
@@ -169,12 +181,14 @@
             <w:pPr>
               <w:jc w:val="center"/>
               <w:rPr>
+                <w:rFonts w:ascii="Calibri" w:hAnsi="Calibri" w:cs="Calibri"/>
                 <w:b/>
                 <w:bCs/>
               </w:rPr>
             </w:pPr>
             <w:r>
               <w:rPr>
+                <w:rFonts w:ascii="Calibri" w:hAnsi="Calibri" w:cs="Calibri"/>
                 <w:b/>
                 <w:bCs/>
               </w:rPr>
@@ -191,16 +205,22 @@
           <w:p>
             <w:pPr>
               <w:jc w:val="center"/>
+              <w:rPr>
+                <w:rFonts w:ascii="Calibri" w:hAnsi="Calibri" w:cs="Calibri"/>
+              </w:rPr>
             </w:pPr>
             <w:proofErr w:type="spellStart"/>
             <w:r>
-              <w:t>I</w:t>
-            </w:r>
-            <w:r>
-              <w:t>ndice</w:t>
+              <w:rPr>
+                <w:rFonts w:ascii="Calibri" w:hAnsi="Calibri" w:cs="Calibri"/>
+              </w:rPr>
+              <w:t>Indice</w:t>
             </w:r>
             <w:proofErr w:type="spellEnd"/>
             <w:r>
+              <w:rPr>
+                <w:rFonts w:ascii="Calibri" w:hAnsi="Calibri" w:cs="Calibri"/>
+              </w:rPr>
               <w:t xml:space="preserve"> de desempeño de costos</w:t>
             </w:r>
           </w:p>
@@ -212,8 +232,14 @@
           <w:p>
             <w:pPr>
               <w:jc w:val="center"/>
-            </w:pPr>
-            <w:r>
+              <w:rPr>
+                <w:rFonts w:ascii="Calibri" w:hAnsi="Calibri" w:cs="Calibri"/>
+              </w:rPr>
+            </w:pPr>
+            <w:r>
+              <w:rPr>
+                <w:rFonts w:ascii="Calibri" w:hAnsi="Calibri" w:cs="Calibri"/>
+              </w:rPr>
               <w:t>EV / AC</w:t>
             </w:r>
           </w:p>
@@ -225,8 +251,14 @@
           <w:p>
             <w:pPr>
               <w:jc w:val="center"/>
-            </w:pPr>
-            <w:r>
+              <w:rPr>
+                <w:rFonts w:ascii="Calibri" w:hAnsi="Calibri" w:cs="Calibri"/>
+              </w:rPr>
+            </w:pPr>
+            <w:r>
+              <w:rPr>
+                <w:rFonts w:ascii="Calibri" w:hAnsi="Calibri" w:cs="Calibri"/>
+              </w:rPr>
               <w:t>Semanal</w:t>
             </w:r>
           </w:p>
@@ -238,8 +270,14 @@
           <w:p>
             <w:pPr>
               <w:jc w:val="center"/>
-            </w:pPr>
-            <w:r>
+              <w:rPr>
+                <w:rFonts w:ascii="Calibri" w:hAnsi="Calibri" w:cs="Calibri"/>
+              </w:rPr>
+            </w:pPr>
+            <w:r>
+              <w:rPr>
+                <w:rFonts w:ascii="Calibri" w:hAnsi="Calibri" w:cs="Calibri"/>
+              </w:rPr>
               <w:t>&gt;0.9</w:t>
             </w:r>
           </w:p>
@@ -251,8 +289,14 @@
           <w:p>
             <w:pPr>
               <w:jc w:val="center"/>
-            </w:pPr>
-            <w:r>
+              <w:rPr>
+                <w:rFonts w:ascii="Calibri" w:hAnsi="Calibri" w:cs="Calibri"/>
+              </w:rPr>
+            </w:pPr>
+            <w:r>
+              <w:rPr>
+                <w:rFonts w:ascii="Calibri" w:hAnsi="Calibri" w:cs="Calibri"/>
+              </w:rPr>
               <w:t>0.85</w:t>
             </w:r>
           </w:p>
@@ -264,8 +308,14 @@
           <w:p>
             <w:pPr>
               <w:jc w:val="both"/>
-            </w:pPr>
-            <w:r>
+              <w:rPr>
+                <w:rFonts w:ascii="Calibri" w:hAnsi="Calibri" w:cs="Calibri"/>
+              </w:rPr>
+            </w:pPr>
+            <w:r>
+              <w:rPr>
+                <w:rFonts w:ascii="Calibri" w:hAnsi="Calibri" w:cs="Calibri"/>
+              </w:rPr>
               <w:t>Estamos gastando un poco más de lo planeado por las renuncias</w:t>
             </w:r>
           </w:p>
@@ -279,16 +329,22 @@
           <w:p>
             <w:pPr>
               <w:jc w:val="center"/>
+              <w:rPr>
+                <w:rFonts w:ascii="Calibri" w:hAnsi="Calibri" w:cs="Calibri"/>
+              </w:rPr>
             </w:pPr>
             <w:proofErr w:type="spellStart"/>
             <w:r>
-              <w:t>I</w:t>
-            </w:r>
-            <w:r>
-              <w:t>ndice</w:t>
+              <w:rPr>
+                <w:rFonts w:ascii="Calibri" w:hAnsi="Calibri" w:cs="Calibri"/>
+              </w:rPr>
+              <w:t>Indice</w:t>
             </w:r>
             <w:proofErr w:type="spellEnd"/>
             <w:r>
+              <w:rPr>
+                <w:rFonts w:ascii="Calibri" w:hAnsi="Calibri" w:cs="Calibri"/>
+              </w:rPr>
               <w:t xml:space="preserve"> de desempeño de plazos</w:t>
             </w:r>
           </w:p>
@@ -300,8 +356,14 @@
           <w:p>
             <w:pPr>
               <w:jc w:val="center"/>
-            </w:pPr>
-            <w:r>
+              <w:rPr>
+                <w:rFonts w:ascii="Calibri" w:hAnsi="Calibri" w:cs="Calibri"/>
+              </w:rPr>
+            </w:pPr>
+            <w:r>
+              <w:rPr>
+                <w:rFonts w:ascii="Calibri" w:hAnsi="Calibri" w:cs="Calibri"/>
+              </w:rPr>
               <w:t>EV / PV</w:t>
             </w:r>
           </w:p>
@@ -313,8 +375,14 @@
           <w:p>
             <w:pPr>
               <w:jc w:val="center"/>
-            </w:pPr>
-            <w:r>
+              <w:rPr>
+                <w:rFonts w:ascii="Calibri" w:hAnsi="Calibri" w:cs="Calibri"/>
+              </w:rPr>
+            </w:pPr>
+            <w:r>
+              <w:rPr>
+                <w:rFonts w:ascii="Calibri" w:hAnsi="Calibri" w:cs="Calibri"/>
+              </w:rPr>
               <w:t>Semanal</w:t>
             </w:r>
           </w:p>
@@ -326,8 +394,14 @@
           <w:p>
             <w:pPr>
               <w:jc w:val="center"/>
-            </w:pPr>
-            <w:r>
+              <w:rPr>
+                <w:rFonts w:ascii="Calibri" w:hAnsi="Calibri" w:cs="Calibri"/>
+              </w:rPr>
+            </w:pPr>
+            <w:r>
+              <w:rPr>
+                <w:rFonts w:ascii="Calibri" w:hAnsi="Calibri" w:cs="Calibri"/>
+              </w:rPr>
               <w:t>&gt;0.9</w:t>
             </w:r>
           </w:p>
@@ -339,8 +413,14 @@
           <w:p>
             <w:pPr>
               <w:jc w:val="center"/>
-            </w:pPr>
-            <w:r>
+              <w:rPr>
+                <w:rFonts w:ascii="Calibri" w:hAnsi="Calibri" w:cs="Calibri"/>
+              </w:rPr>
+            </w:pPr>
+            <w:r>
+              <w:rPr>
+                <w:rFonts w:ascii="Calibri" w:hAnsi="Calibri" w:cs="Calibri"/>
+              </w:rPr>
               <w:t>0.92</w:t>
             </w:r>
           </w:p>
@@ -352,8 +432,14 @@
           <w:p>
             <w:pPr>
               <w:jc w:val="both"/>
-            </w:pPr>
-            <w:r>
+              <w:rPr>
+                <w:rFonts w:ascii="Calibri" w:hAnsi="Calibri" w:cs="Calibri"/>
+              </w:rPr>
+            </w:pPr>
+            <w:r>
+              <w:rPr>
+                <w:rFonts w:ascii="Calibri" w:hAnsi="Calibri" w:cs="Calibri"/>
+              </w:rPr>
               <w:t>El tiempo va más o menos, pero con el cambio de geolocalización se va a extender</w:t>
             </w:r>
           </w:p>
@@ -367,8 +453,14 @@
           <w:p>
             <w:pPr>
               <w:jc w:val="center"/>
-            </w:pPr>
-            <w:r>
+              <w:rPr>
+                <w:rFonts w:ascii="Calibri" w:hAnsi="Calibri" w:cs="Calibri"/>
+              </w:rPr>
+            </w:pPr>
+            <w:r>
+              <w:rPr>
+                <w:rFonts w:ascii="Calibri" w:hAnsi="Calibri" w:cs="Calibri"/>
+              </w:rPr>
               <w:t>Velocidad del equipo</w:t>
             </w:r>
           </w:p>
@@ -380,29 +472,50 @@
           <w:p>
             <w:pPr>
               <w:jc w:val="center"/>
+              <w:rPr>
+                <w:rFonts w:ascii="Calibri" w:hAnsi="Calibri" w:cs="Calibri"/>
+              </w:rPr>
             </w:pPr>
             <w:proofErr w:type="spellStart"/>
             <w:r>
+              <w:rPr>
+                <w:rFonts w:ascii="Calibri" w:hAnsi="Calibri" w:cs="Calibri"/>
+              </w:rPr>
               <w:t>Story</w:t>
             </w:r>
             <w:proofErr w:type="spellEnd"/>
             <w:r>
+              <w:rPr>
+                <w:rFonts w:ascii="Calibri" w:hAnsi="Calibri" w:cs="Calibri"/>
+              </w:rPr>
               <w:t xml:space="preserve"> </w:t>
             </w:r>
             <w:proofErr w:type="spellStart"/>
             <w:r>
+              <w:rPr>
+                <w:rFonts w:ascii="Calibri" w:hAnsi="Calibri" w:cs="Calibri"/>
+              </w:rPr>
               <w:t>points</w:t>
             </w:r>
             <w:proofErr w:type="spellEnd"/>
             <w:r>
+              <w:rPr>
+                <w:rFonts w:ascii="Calibri" w:hAnsi="Calibri" w:cs="Calibri"/>
+              </w:rPr>
               <w:t xml:space="preserve"> </w:t>
             </w:r>
             <w:proofErr w:type="spellStart"/>
             <w:r>
+              <w:rPr>
+                <w:rFonts w:ascii="Calibri" w:hAnsi="Calibri" w:cs="Calibri"/>
+              </w:rPr>
               <w:t>completads</w:t>
             </w:r>
             <w:proofErr w:type="spellEnd"/>
             <w:r>
+              <w:rPr>
+                <w:rFonts w:ascii="Calibri" w:hAnsi="Calibri" w:cs="Calibri"/>
+              </w:rPr>
               <w:t xml:space="preserve"> por sprint</w:t>
             </w:r>
           </w:p>
@@ -414,8 +527,14 @@
           <w:p>
             <w:pPr>
               <w:jc w:val="center"/>
-            </w:pPr>
-            <w:r>
+              <w:rPr>
+                <w:rFonts w:ascii="Calibri" w:hAnsi="Calibri" w:cs="Calibri"/>
+              </w:rPr>
+            </w:pPr>
+            <w:r>
+              <w:rPr>
+                <w:rFonts w:ascii="Calibri" w:hAnsi="Calibri" w:cs="Calibri"/>
+              </w:rPr>
               <w:t>Quincenal</w:t>
             </w:r>
           </w:p>
@@ -427,8 +546,14 @@
           <w:p>
             <w:pPr>
               <w:jc w:val="center"/>
-            </w:pPr>
-            <w:r>
+              <w:rPr>
+                <w:rFonts w:ascii="Calibri" w:hAnsi="Calibri" w:cs="Calibri"/>
+              </w:rPr>
+            </w:pPr>
+            <w:r>
+              <w:rPr>
+                <w:rFonts w:ascii="Calibri" w:hAnsi="Calibri" w:cs="Calibri"/>
+              </w:rPr>
               <w:t>40</w:t>
             </w:r>
           </w:p>
@@ -440,8 +565,14 @@
           <w:p>
             <w:pPr>
               <w:jc w:val="center"/>
-            </w:pPr>
-            <w:r>
+              <w:rPr>
+                <w:rFonts w:ascii="Calibri" w:hAnsi="Calibri" w:cs="Calibri"/>
+              </w:rPr>
+            </w:pPr>
+            <w:r>
+              <w:rPr>
+                <w:rFonts w:ascii="Calibri" w:hAnsi="Calibri" w:cs="Calibri"/>
+              </w:rPr>
               <w:t>22</w:t>
             </w:r>
           </w:p>
@@ -453,15 +584,15 @@
           <w:p>
             <w:pPr>
               <w:jc w:val="both"/>
-            </w:pPr>
-            <w:r>
-              <w:t xml:space="preserve">Bajo muchísimo por las renuncias. Esperamos recuperar la </w:t>
-            </w:r>
-            <w:r>
-              <w:t xml:space="preserve">próxima </w:t>
-            </w:r>
-            <w:r>
-              <w:t>semana</w:t>
+              <w:rPr>
+                <w:rFonts w:ascii="Calibri" w:hAnsi="Calibri" w:cs="Calibri"/>
+              </w:rPr>
+            </w:pPr>
+            <w:r>
+              <w:rPr>
+                <w:rFonts w:ascii="Calibri" w:hAnsi="Calibri" w:cs="Calibri"/>
+              </w:rPr>
+              <w:t>Bajo muchísimo por las renuncias. Esperamos recuperar la próxima semana</w:t>
             </w:r>
           </w:p>
         </w:tc>
@@ -474,8 +605,14 @@
           <w:p>
             <w:pPr>
               <w:jc w:val="center"/>
-            </w:pPr>
-            <w:r>
+              <w:rPr>
+                <w:rFonts w:ascii="Calibri" w:hAnsi="Calibri" w:cs="Calibri"/>
+              </w:rPr>
+            </w:pPr>
+            <w:r>
+              <w:rPr>
+                <w:rFonts w:ascii="Calibri" w:hAnsi="Calibri" w:cs="Calibri"/>
+              </w:rPr>
               <w:t>Tasa de defectos</w:t>
             </w:r>
           </w:p>
@@ -487,20 +624,35 @@
           <w:p>
             <w:pPr>
               <w:jc w:val="center"/>
-            </w:pPr>
-            <w:r>
+              <w:rPr>
+                <w:rFonts w:ascii="Calibri" w:hAnsi="Calibri" w:cs="Calibri"/>
+              </w:rPr>
+            </w:pPr>
+            <w:r>
+              <w:rPr>
+                <w:rFonts w:ascii="Calibri" w:hAnsi="Calibri" w:cs="Calibri"/>
+              </w:rPr>
               <w:t xml:space="preserve">Defectos graves / </w:t>
             </w:r>
             <w:proofErr w:type="spellStart"/>
             <w:r>
+              <w:rPr>
+                <w:rFonts w:ascii="Calibri" w:hAnsi="Calibri" w:cs="Calibri"/>
+              </w:rPr>
               <w:t>story</w:t>
             </w:r>
             <w:proofErr w:type="spellEnd"/>
             <w:r>
+              <w:rPr>
+                <w:rFonts w:ascii="Calibri" w:hAnsi="Calibri" w:cs="Calibri"/>
+              </w:rPr>
               <w:t xml:space="preserve"> </w:t>
             </w:r>
             <w:proofErr w:type="spellStart"/>
             <w:r>
+              <w:rPr>
+                <w:rFonts w:ascii="Calibri" w:hAnsi="Calibri" w:cs="Calibri"/>
+              </w:rPr>
               <w:t>points</w:t>
             </w:r>
             <w:proofErr w:type="spellEnd"/>
@@ -513,8 +665,14 @@
           <w:p>
             <w:pPr>
               <w:jc w:val="center"/>
-            </w:pPr>
-            <w:r>
+              <w:rPr>
+                <w:rFonts w:ascii="Calibri" w:hAnsi="Calibri" w:cs="Calibri"/>
+              </w:rPr>
+            </w:pPr>
+            <w:r>
+              <w:rPr>
+                <w:rFonts w:ascii="Calibri" w:hAnsi="Calibri" w:cs="Calibri"/>
+              </w:rPr>
               <w:t>Semanal</w:t>
             </w:r>
           </w:p>
@@ -526,8 +684,14 @@
           <w:p>
             <w:pPr>
               <w:jc w:val="center"/>
-            </w:pPr>
-            <w:r>
+              <w:rPr>
+                <w:rFonts w:ascii="Calibri" w:hAnsi="Calibri" w:cs="Calibri"/>
+              </w:rPr>
+            </w:pPr>
+            <w:r>
+              <w:rPr>
+                <w:rFonts w:ascii="Calibri" w:hAnsi="Calibri" w:cs="Calibri"/>
+              </w:rPr>
               <w:t>&lt;0.3</w:t>
             </w:r>
           </w:p>
@@ -539,8 +703,14 @@
           <w:p>
             <w:pPr>
               <w:jc w:val="center"/>
-            </w:pPr>
-            <w:r>
+              <w:rPr>
+                <w:rFonts w:ascii="Calibri" w:hAnsi="Calibri" w:cs="Calibri"/>
+              </w:rPr>
+            </w:pPr>
+            <w:r>
+              <w:rPr>
+                <w:rFonts w:ascii="Calibri" w:hAnsi="Calibri" w:cs="Calibri"/>
+              </w:rPr>
               <w:t>0.45</w:t>
             </w:r>
           </w:p>
@@ -552,8 +722,14 @@
           <w:p>
             <w:pPr>
               <w:jc w:val="both"/>
-            </w:pPr>
-            <w:r>
+              <w:rPr>
+                <w:rFonts w:ascii="Calibri" w:hAnsi="Calibri" w:cs="Calibri"/>
+              </w:rPr>
+            </w:pPr>
+            <w:r>
+              <w:rPr>
+                <w:rFonts w:ascii="Calibri" w:hAnsi="Calibri" w:cs="Calibri"/>
+              </w:rPr>
               <w:t>Subió porque tocó apurar el cambio normativo</w:t>
             </w:r>
           </w:p>
@@ -567,8 +743,14 @@
           <w:p>
             <w:pPr>
               <w:jc w:val="center"/>
-            </w:pPr>
-            <w:r>
+              <w:rPr>
+                <w:rFonts w:ascii="Calibri" w:hAnsi="Calibri" w:cs="Calibri"/>
+              </w:rPr>
+            </w:pPr>
+            <w:r>
+              <w:rPr>
+                <w:rFonts w:ascii="Calibri" w:hAnsi="Calibri" w:cs="Calibri"/>
+              </w:rPr>
               <w:t>Tiempo de ciclo</w:t>
             </w:r>
           </w:p>
@@ -580,16 +762,28 @@
           <w:p>
             <w:pPr>
               <w:jc w:val="center"/>
-            </w:pPr>
-            <w:r>
+              <w:rPr>
+                <w:rFonts w:ascii="Calibri" w:hAnsi="Calibri" w:cs="Calibri"/>
+              </w:rPr>
+            </w:pPr>
+            <w:r>
+              <w:rPr>
+                <w:rFonts w:ascii="Calibri" w:hAnsi="Calibri" w:cs="Calibri"/>
+              </w:rPr>
               <w:t>Días de "</w:t>
             </w:r>
             <w:proofErr w:type="spellStart"/>
             <w:r>
+              <w:rPr>
+                <w:rFonts w:ascii="Calibri" w:hAnsi="Calibri" w:cs="Calibri"/>
+              </w:rPr>
               <w:t>To</w:t>
             </w:r>
             <w:proofErr w:type="spellEnd"/>
             <w:r>
+              <w:rPr>
+                <w:rFonts w:ascii="Calibri" w:hAnsi="Calibri" w:cs="Calibri"/>
+              </w:rPr>
               <w:t xml:space="preserve"> Do" a "Done"</w:t>
             </w:r>
           </w:p>
@@ -601,8 +795,14 @@
           <w:p>
             <w:pPr>
               <w:jc w:val="center"/>
-            </w:pPr>
-            <w:r>
+              <w:rPr>
+                <w:rFonts w:ascii="Calibri" w:hAnsi="Calibri" w:cs="Calibri"/>
+              </w:rPr>
+            </w:pPr>
+            <w:r>
+              <w:rPr>
+                <w:rFonts w:ascii="Calibri" w:hAnsi="Calibri" w:cs="Calibri"/>
+              </w:rPr>
               <w:t>Semanal</w:t>
             </w:r>
           </w:p>
@@ -614,8 +814,14 @@
           <w:p>
             <w:pPr>
               <w:jc w:val="center"/>
-            </w:pPr>
-            <w:r>
+              <w:rPr>
+                <w:rFonts w:ascii="Calibri" w:hAnsi="Calibri" w:cs="Calibri"/>
+              </w:rPr>
+            </w:pPr>
+            <w:r>
+              <w:rPr>
+                <w:rFonts w:ascii="Calibri" w:hAnsi="Calibri" w:cs="Calibri"/>
+              </w:rPr>
               <w:t>&lt;5</w:t>
             </w:r>
           </w:p>
@@ -627,8 +833,14 @@
           <w:p>
             <w:pPr>
               <w:jc w:val="center"/>
-            </w:pPr>
-            <w:r>
+              <w:rPr>
+                <w:rFonts w:ascii="Calibri" w:hAnsi="Calibri" w:cs="Calibri"/>
+              </w:rPr>
+            </w:pPr>
+            <w:r>
+              <w:rPr>
+                <w:rFonts w:ascii="Calibri" w:hAnsi="Calibri" w:cs="Calibri"/>
+              </w:rPr>
               <w:t>7.2</w:t>
             </w:r>
           </w:p>
@@ -640,8 +852,14 @@
           <w:p>
             <w:pPr>
               <w:jc w:val="both"/>
-            </w:pPr>
-            <w:r>
+              <w:rPr>
+                <w:rFonts w:ascii="Calibri" w:hAnsi="Calibri" w:cs="Calibri"/>
+              </w:rPr>
+            </w:pPr>
+            <w:r>
+              <w:rPr>
+                <w:rFonts w:ascii="Calibri" w:hAnsi="Calibri" w:cs="Calibri"/>
+              </w:rPr>
               <w:t>Se demoran más las tareas por falta de personal</w:t>
             </w:r>
           </w:p>
@@ -655,8 +873,14 @@
           <w:p>
             <w:pPr>
               <w:jc w:val="center"/>
-            </w:pPr>
-            <w:r>
+              <w:rPr>
+                <w:rFonts w:ascii="Calibri" w:hAnsi="Calibri" w:cs="Calibri"/>
+              </w:rPr>
+            </w:pPr>
+            <w:r>
+              <w:rPr>
+                <w:rFonts w:ascii="Calibri" w:hAnsi="Calibri" w:cs="Calibri"/>
+              </w:rPr>
               <w:t>Satisfacción del cliente</w:t>
             </w:r>
           </w:p>
@@ -668,8 +892,14 @@
           <w:p>
             <w:pPr>
               <w:jc w:val="center"/>
-            </w:pPr>
-            <w:r>
+              <w:rPr>
+                <w:rFonts w:ascii="Calibri" w:hAnsi="Calibri" w:cs="Calibri"/>
+              </w:rPr>
+            </w:pPr>
+            <w:r>
+              <w:rPr>
+                <w:rFonts w:ascii="Calibri" w:hAnsi="Calibri" w:cs="Calibri"/>
+              </w:rPr>
               <w:t>Encuesta (1-5)</w:t>
             </w:r>
           </w:p>
@@ -681,8 +911,14 @@
           <w:p>
             <w:pPr>
               <w:jc w:val="center"/>
-            </w:pPr>
-            <w:r>
+              <w:rPr>
+                <w:rFonts w:ascii="Calibri" w:hAnsi="Calibri" w:cs="Calibri"/>
+              </w:rPr>
+            </w:pPr>
+            <w:r>
+              <w:rPr>
+                <w:rFonts w:ascii="Calibri" w:hAnsi="Calibri" w:cs="Calibri"/>
+              </w:rPr>
               <w:t>Mensual</w:t>
             </w:r>
           </w:p>
@@ -694,8 +930,14 @@
           <w:p>
             <w:pPr>
               <w:jc w:val="center"/>
-            </w:pPr>
-            <w:r>
+              <w:rPr>
+                <w:rFonts w:ascii="Calibri" w:hAnsi="Calibri" w:cs="Calibri"/>
+              </w:rPr>
+            </w:pPr>
+            <w:r>
+              <w:rPr>
+                <w:rFonts w:ascii="Calibri" w:hAnsi="Calibri" w:cs="Calibri"/>
+              </w:rPr>
               <w:t>&gt;4.0</w:t>
             </w:r>
           </w:p>
@@ -707,8 +949,14 @@
           <w:p>
             <w:pPr>
               <w:jc w:val="center"/>
-            </w:pPr>
-            <w:r>
+              <w:rPr>
+                <w:rFonts w:ascii="Calibri" w:hAnsi="Calibri" w:cs="Calibri"/>
+              </w:rPr>
+            </w:pPr>
+            <w:r>
+              <w:rPr>
+                <w:rFonts w:ascii="Calibri" w:hAnsi="Calibri" w:cs="Calibri"/>
+              </w:rPr>
               <w:t>3.7</w:t>
             </w:r>
           </w:p>
@@ -720,16 +968,28 @@
           <w:p>
             <w:pPr>
               <w:jc w:val="both"/>
-            </w:pPr>
-            <w:r>
+              <w:rPr>
+                <w:rFonts w:ascii="Calibri" w:hAnsi="Calibri" w:cs="Calibri"/>
+              </w:rPr>
+            </w:pPr>
+            <w:r>
+              <w:rPr>
+                <w:rFonts w:ascii="Calibri" w:hAnsi="Calibri" w:cs="Calibri"/>
+              </w:rPr>
               <w:t xml:space="preserve">El cliente está contento con las </w:t>
             </w:r>
             <w:proofErr w:type="gramStart"/>
             <w:r>
+              <w:rPr>
+                <w:rFonts w:ascii="Calibri" w:hAnsi="Calibri" w:cs="Calibri"/>
+              </w:rPr>
               <w:t>funcionalidades</w:t>
             </w:r>
             <w:proofErr w:type="gramEnd"/>
             <w:r>
+              <w:rPr>
+                <w:rFonts w:ascii="Calibri" w:hAnsi="Calibri" w:cs="Calibri"/>
+              </w:rPr>
               <w:t xml:space="preserve"> pero preocupado por los retrasos</w:t>
             </w:r>
           </w:p>
@@ -743,8 +1003,15 @@
           <w:p>
             <w:pPr>
               <w:jc w:val="center"/>
-            </w:pPr>
-            <w:r>
+              <w:rPr>
+                <w:rFonts w:ascii="Calibri" w:hAnsi="Calibri" w:cs="Calibri"/>
+              </w:rPr>
+            </w:pPr>
+            <w:r>
+              <w:rPr>
+                <w:rFonts w:ascii="Calibri" w:hAnsi="Calibri" w:cs="Calibri"/>
+              </w:rPr>
+              <w:lastRenderedPageBreak/>
               <w:t>Disponibilidad del sistema</w:t>
             </w:r>
           </w:p>
@@ -756,8 +1023,14 @@
           <w:p>
             <w:pPr>
               <w:jc w:val="center"/>
-            </w:pPr>
-            <w:r>
+              <w:rPr>
+                <w:rFonts w:ascii="Calibri" w:hAnsi="Calibri" w:cs="Calibri"/>
+              </w:rPr>
+            </w:pPr>
+            <w:r>
+              <w:rPr>
+                <w:rFonts w:ascii="Calibri" w:hAnsi="Calibri" w:cs="Calibri"/>
+              </w:rPr>
               <w:t>% tiempo activo</w:t>
             </w:r>
           </w:p>
@@ -769,8 +1042,14 @@
           <w:p>
             <w:pPr>
               <w:jc w:val="center"/>
-            </w:pPr>
-            <w:r>
+              <w:rPr>
+                <w:rFonts w:ascii="Calibri" w:hAnsi="Calibri" w:cs="Calibri"/>
+              </w:rPr>
+            </w:pPr>
+            <w:r>
+              <w:rPr>
+                <w:rFonts w:ascii="Calibri" w:hAnsi="Calibri" w:cs="Calibri"/>
+              </w:rPr>
               <w:t>Diario</w:t>
             </w:r>
           </w:p>
@@ -782,8 +1061,14 @@
           <w:p>
             <w:pPr>
               <w:jc w:val="center"/>
-            </w:pPr>
-            <w:r>
+              <w:rPr>
+                <w:rFonts w:ascii="Calibri" w:hAnsi="Calibri" w:cs="Calibri"/>
+              </w:rPr>
+            </w:pPr>
+            <w:r>
+              <w:rPr>
+                <w:rFonts w:ascii="Calibri" w:hAnsi="Calibri" w:cs="Calibri"/>
+              </w:rPr>
               <w:t>&gt;99%</w:t>
             </w:r>
           </w:p>
@@ -795,8 +1080,14 @@
           <w:p>
             <w:pPr>
               <w:jc w:val="center"/>
-            </w:pPr>
-            <w:r>
+              <w:rPr>
+                <w:rFonts w:ascii="Calibri" w:hAnsi="Calibri" w:cs="Calibri"/>
+              </w:rPr>
+            </w:pPr>
+            <w:r>
+              <w:rPr>
+                <w:rFonts w:ascii="Calibri" w:hAnsi="Calibri" w:cs="Calibri"/>
+              </w:rPr>
               <w:t>100%</w:t>
             </w:r>
           </w:p>
@@ -808,12 +1099,15 @@
           <w:p>
             <w:pPr>
               <w:jc w:val="both"/>
-            </w:pPr>
-            <w:r>
-              <w:t>Por ahora no se ha caído nada</w:t>
-            </w:r>
-            <w:r>
-              <w:t>, por ahora</w:t>
+              <w:rPr>
+                <w:rFonts w:ascii="Calibri" w:hAnsi="Calibri" w:cs="Calibri"/>
+              </w:rPr>
+            </w:pPr>
+            <w:r>
+              <w:rPr>
+                <w:rFonts w:ascii="Calibri" w:hAnsi="Calibri" w:cs="Calibri"/>
+              </w:rPr>
+              <w:t>Por ahora no se ha caído nada, por ahora</w:t>
             </w:r>
           </w:p>
         </w:tc>
@@ -1432,6 +1726,7 @@
   <w:style w:type="character" w:default="1" w:styleId="Fuentedeprrafopredeter">
     <w:name w:val="Default Paragraph Font"/>
     <w:uiPriority w:val="1"/>
+    <w:semiHidden/>
     <w:unhideWhenUsed/>
   </w:style>
   <w:style w:type="table" w:default="1" w:styleId="Tablanormal">
